--- a/requirements.docx
+++ b/requirements.docx
@@ -50,7 +50,37 @@
           <w:sz w:val="28"/>
           <w:szCs w:val="28"/>
         </w:rPr>
-        <w:t xml:space="preserve"> Brazilian E-Commerce Public Dataset by </w:t>
+        <w:t xml:space="preserve"> Brazilian E-Commerce </w:t>
+      </w:r>
+      <w:proofErr w:type="spellStart"/>
+      <w:r>
+        <w:rPr>
+          <w:sz w:val="28"/>
+          <w:szCs w:val="28"/>
+        </w:rPr>
+        <w:t>P</w:t>
+      </w:r>
+      <w:r>
+        <w:rPr>
+          <w:sz w:val="28"/>
+          <w:szCs w:val="28"/>
+        </w:rPr>
+        <w:t>src</w:t>
+      </w:r>
+      <w:r>
+        <w:rPr>
+          <w:sz w:val="28"/>
+          <w:szCs w:val="28"/>
+        </w:rPr>
+        <w:t>ublic</w:t>
+      </w:r>
+      <w:proofErr w:type="spellEnd"/>
+      <w:r>
+        <w:rPr>
+          <w:sz w:val="28"/>
+          <w:szCs w:val="28"/>
+        </w:rPr>
+        <w:t xml:space="preserve"> Dataset by </w:t>
       </w:r>
       <w:proofErr w:type="spellStart"/>
       <w:r>
@@ -261,7 +291,37 @@
           <w:sz w:val="28"/>
           <w:szCs w:val="28"/>
         </w:rPr>
-        <w:t xml:space="preserve"> and establish relationships among the following datasets:</w:t>
+        <w:t xml:space="preserve"> and establish relationships among </w:t>
+      </w:r>
+      <w:proofErr w:type="spellStart"/>
+      <w:r>
+        <w:rPr>
+          <w:sz w:val="28"/>
+          <w:szCs w:val="28"/>
+        </w:rPr>
+        <w:t>th</w:t>
+      </w:r>
+      <w:r>
+        <w:rPr>
+          <w:sz w:val="28"/>
+          <w:szCs w:val="28"/>
+        </w:rPr>
+        <w:t>n</w:t>
+      </w:r>
+      <w:r>
+        <w:rPr>
+          <w:sz w:val="28"/>
+          <w:szCs w:val="28"/>
+        </w:rPr>
+        <w:t>e</w:t>
+      </w:r>
+      <w:proofErr w:type="spellEnd"/>
+      <w:r>
+        <w:rPr>
+          <w:sz w:val="28"/>
+          <w:szCs w:val="28"/>
+        </w:rPr>
+        <w:t xml:space="preserve"> following datasets:</w:t>
       </w:r>
     </w:p>
     <w:p>
@@ -356,7 +416,7 @@
           <w:sz w:val="28"/>
           <w:szCs w:val="28"/>
         </w:rPr>
-        <w:t>Reviews</w:t>
+        <w:t>Review</w:t>
       </w:r>
     </w:p>
     <w:p>
@@ -522,7 +582,7 @@
           <w:sz w:val="28"/>
           <w:szCs w:val="28"/>
         </w:rPr>
-        <w:t>Phase 3: Data Quality Assessment</w:t>
+        <w:t xml:space="preserve"> 3: Data Quality Assessment</w:t>
       </w:r>
     </w:p>
     <w:p>
@@ -3551,6 +3611,233 @@
           <w:szCs w:val="28"/>
         </w:rPr>
       </w:pPr>
+    </w:p>
+    <w:p>
+      <w:pPr>
+        <w:rPr>
+          <w:sz w:val="28"/>
+          <w:szCs w:val="28"/>
+        </w:rPr>
+      </w:pPr>
+    </w:p>
+    <w:p>
+      <w:pPr>
+        <w:rPr>
+          <w:sz w:val="28"/>
+          <w:szCs w:val="28"/>
+        </w:rPr>
+      </w:pPr>
+    </w:p>
+    <w:p>
+      <w:pPr>
+        <w:rPr>
+          <w:sz w:val="28"/>
+          <w:szCs w:val="28"/>
+        </w:rPr>
+      </w:pPr>
+      <w:r>
+        <w:rPr>
+          <w:sz w:val="28"/>
+          <w:szCs w:val="28"/>
+        </w:rPr>
+        <w:t xml:space="preserve">Hi team, </w:t>
+      </w:r>
+    </w:p>
+    <w:p>
+      <w:pPr>
+        <w:rPr>
+          <w:sz w:val="28"/>
+          <w:szCs w:val="28"/>
+        </w:rPr>
+      </w:pPr>
+      <w:r>
+        <w:rPr>
+          <w:sz w:val="28"/>
+          <w:szCs w:val="28"/>
+        </w:rPr>
+        <w:lastRenderedPageBreak/>
+        <w:t xml:space="preserve">            Today I </w:t>
+      </w:r>
+      <w:r>
+        <w:rPr>
+          <w:sz w:val="28"/>
+          <w:szCs w:val="28"/>
+        </w:rPr>
+        <w:t>worked in data integration part and started the data quality analysis check</w:t>
+      </w:r>
+    </w:p>
+    <w:p>
+      <w:pPr>
+        <w:rPr>
+          <w:sz w:val="28"/>
+          <w:szCs w:val="28"/>
+        </w:rPr>
+      </w:pPr>
+    </w:p>
+    <w:p>
+      <w:pPr>
+        <w:rPr>
+          <w:sz w:val="28"/>
+          <w:szCs w:val="28"/>
+        </w:rPr>
+      </w:pPr>
+      <w:r>
+        <w:rPr>
+          <w:sz w:val="28"/>
+          <w:szCs w:val="28"/>
+        </w:rPr>
+        <w:t xml:space="preserve">My </w:t>
+      </w:r>
+      <w:proofErr w:type="spellStart"/>
+      <w:r>
+        <w:rPr>
+          <w:sz w:val="28"/>
+          <w:szCs w:val="28"/>
+        </w:rPr>
+        <w:t>Github</w:t>
+      </w:r>
+      <w:proofErr w:type="spellEnd"/>
+      <w:r>
+        <w:rPr>
+          <w:sz w:val="28"/>
+          <w:szCs w:val="28"/>
+        </w:rPr>
+        <w:t xml:space="preserve"> link - https://github.com/rahavendran98/Brazilian_E-Commerce_Public_Datasett</w:t>
+      </w:r>
+    </w:p>
+    <w:p>
+      <w:pPr>
+        <w:rPr>
+          <w:sz w:val="28"/>
+          <w:szCs w:val="28"/>
+        </w:rPr>
+      </w:pPr>
+    </w:p>
+    <w:p>
+      <w:pPr>
+        <w:rPr>
+          <w:sz w:val="28"/>
+          <w:szCs w:val="28"/>
+        </w:rPr>
+      </w:pPr>
+    </w:p>
+    <w:p>
+      <w:pPr>
+        <w:rPr>
+          <w:sz w:val="28"/>
+          <w:szCs w:val="28"/>
+        </w:rPr>
+      </w:pPr>
+    </w:p>
+    <w:p>
+      <w:pPr>
+        <w:rPr>
+          <w:sz w:val="28"/>
+          <w:szCs w:val="28"/>
+        </w:rPr>
+      </w:pPr>
+    </w:p>
+    <w:p>
+      <w:pPr>
+        <w:rPr>
+          <w:sz w:val="28"/>
+          <w:szCs w:val="28"/>
+        </w:rPr>
+      </w:pPr>
+      <w:r>
+        <w:rPr>
+          <w:b/>
+          <w:bCs/>
+          <w:sz w:val="28"/>
+          <w:szCs w:val="28"/>
+        </w:rPr>
+        <w:t>Subject:</w:t>
+      </w:r>
+      <w:r>
+        <w:rPr>
+          <w:sz w:val="28"/>
+          <w:szCs w:val="28"/>
+        </w:rPr>
+        <w:t xml:space="preserve"> Daily Progress Update – Brazilian E-Commerce Dataset Project</w:t>
+      </w:r>
+    </w:p>
+    <w:p>
+      <w:pPr>
+        <w:rPr>
+          <w:sz w:val="28"/>
+          <w:szCs w:val="28"/>
+        </w:rPr>
+      </w:pPr>
+      <w:r>
+        <w:rPr>
+          <w:sz w:val="28"/>
+          <w:szCs w:val="28"/>
+        </w:rPr>
+        <w:t>Dear Team,</w:t>
+      </w:r>
+    </w:p>
+    <w:p>
+      <w:pPr>
+        <w:rPr>
+          <w:sz w:val="28"/>
+          <w:szCs w:val="28"/>
+        </w:rPr>
+      </w:pPr>
+      <w:r>
+        <w:rPr>
+          <w:sz w:val="28"/>
+          <w:szCs w:val="28"/>
+        </w:rPr>
+        <w:t xml:space="preserve">Today, I successfully completed the </w:t>
+      </w:r>
+      <w:r>
+        <w:rPr>
+          <w:b/>
+          <w:bCs/>
+          <w:sz w:val="28"/>
+          <w:szCs w:val="28"/>
+        </w:rPr>
+        <w:t>Data Quality Analysis</w:t>
+      </w:r>
+      <w:r>
+        <w:rPr>
+          <w:sz w:val="28"/>
+          <w:szCs w:val="28"/>
+        </w:rPr>
+        <w:t xml:space="preserve"> phase for the Brazilian E-Commerce Dataset project. Additionally, I completed the </w:t>
+      </w:r>
+      <w:r>
+        <w:rPr>
+          <w:b/>
+          <w:bCs/>
+          <w:sz w:val="28"/>
+          <w:szCs w:val="28"/>
+        </w:rPr>
+        <w:t>Data Preprocessing</w:t>
+      </w:r>
+      <w:r>
+        <w:rPr>
+          <w:sz w:val="28"/>
+          <w:szCs w:val="28"/>
+        </w:rPr>
+        <w:t xml:space="preserve"> activities, including data cleaning, handling missing values, and preparing the dataset for subsequent analysis and </w:t>
+      </w:r>
+      <w:proofErr w:type="spellStart"/>
+      <w:r>
+        <w:rPr>
+          <w:sz w:val="28"/>
+          <w:szCs w:val="28"/>
+        </w:rPr>
+        <w:t>modeling</w:t>
+      </w:r>
+      <w:proofErr w:type="spellEnd"/>
+      <w:r>
+        <w:rPr>
+          <w:sz w:val="28"/>
+          <w:szCs w:val="28"/>
+        </w:rPr>
+        <w:t xml:space="preserve"> tasks.</w:t>
+      </w:r>
     </w:p>
     <w:p>
       <w:pPr>
@@ -6527,9 +6814,9 @@
       <w:lvlJc w:val="left"/>
       <w:pPr>
         <w:tabs>
-          <w:tab w:val="num" w:pos="720"/>
-        </w:tabs>
-        <w:ind w:left="720" w:hanging="360"/>
+          <w:tab w:val="num" w:pos="643"/>
+        </w:tabs>
+        <w:ind w:left="643" w:hanging="360"/>
       </w:pPr>
       <w:rPr>
         <w:rFonts w:ascii="Symbol" w:hAnsi="Symbol" w:hint="default"/>
@@ -6965,195 +7252,51 @@
   </w:abstractNum>
   <w:num w:numId="1" w16cid:durableId="1824853853">
     <w:abstractNumId w:val="11"/>
-    <w:lvlOverride w:ilvl="0"/>
-    <w:lvlOverride w:ilvl="1"/>
-    <w:lvlOverride w:ilvl="2"/>
-    <w:lvlOverride w:ilvl="3"/>
-    <w:lvlOverride w:ilvl="4"/>
-    <w:lvlOverride w:ilvl="5"/>
-    <w:lvlOverride w:ilvl="6"/>
-    <w:lvlOverride w:ilvl="7"/>
-    <w:lvlOverride w:ilvl="8"/>
   </w:num>
   <w:num w:numId="2" w16cid:durableId="1981156419">
     <w:abstractNumId w:val="22"/>
-    <w:lvlOverride w:ilvl="0"/>
-    <w:lvlOverride w:ilvl="1"/>
-    <w:lvlOverride w:ilvl="2"/>
-    <w:lvlOverride w:ilvl="3"/>
-    <w:lvlOverride w:ilvl="4"/>
-    <w:lvlOverride w:ilvl="5"/>
-    <w:lvlOverride w:ilvl="6"/>
-    <w:lvlOverride w:ilvl="7"/>
-    <w:lvlOverride w:ilvl="8"/>
   </w:num>
   <w:num w:numId="3" w16cid:durableId="1068724984">
     <w:abstractNumId w:val="10"/>
-    <w:lvlOverride w:ilvl="0"/>
-    <w:lvlOverride w:ilvl="1"/>
-    <w:lvlOverride w:ilvl="2"/>
-    <w:lvlOverride w:ilvl="3"/>
-    <w:lvlOverride w:ilvl="4"/>
-    <w:lvlOverride w:ilvl="5"/>
-    <w:lvlOverride w:ilvl="6"/>
-    <w:lvlOverride w:ilvl="7"/>
-    <w:lvlOverride w:ilvl="8"/>
   </w:num>
   <w:num w:numId="4" w16cid:durableId="858128470">
     <w:abstractNumId w:val="15"/>
-    <w:lvlOverride w:ilvl="0"/>
-    <w:lvlOverride w:ilvl="1"/>
-    <w:lvlOverride w:ilvl="2"/>
-    <w:lvlOverride w:ilvl="3"/>
-    <w:lvlOverride w:ilvl="4"/>
-    <w:lvlOverride w:ilvl="5"/>
-    <w:lvlOverride w:ilvl="6"/>
-    <w:lvlOverride w:ilvl="7"/>
-    <w:lvlOverride w:ilvl="8"/>
   </w:num>
   <w:num w:numId="5" w16cid:durableId="1719473708">
     <w:abstractNumId w:val="21"/>
-    <w:lvlOverride w:ilvl="0"/>
-    <w:lvlOverride w:ilvl="1"/>
-    <w:lvlOverride w:ilvl="2"/>
-    <w:lvlOverride w:ilvl="3"/>
-    <w:lvlOverride w:ilvl="4"/>
-    <w:lvlOverride w:ilvl="5"/>
-    <w:lvlOverride w:ilvl="6"/>
-    <w:lvlOverride w:ilvl="7"/>
-    <w:lvlOverride w:ilvl="8"/>
   </w:num>
   <w:num w:numId="6" w16cid:durableId="1604992334">
     <w:abstractNumId w:val="1"/>
-    <w:lvlOverride w:ilvl="0"/>
-    <w:lvlOverride w:ilvl="1"/>
-    <w:lvlOverride w:ilvl="2"/>
-    <w:lvlOverride w:ilvl="3"/>
-    <w:lvlOverride w:ilvl="4"/>
-    <w:lvlOverride w:ilvl="5"/>
-    <w:lvlOverride w:ilvl="6"/>
-    <w:lvlOverride w:ilvl="7"/>
-    <w:lvlOverride w:ilvl="8"/>
   </w:num>
   <w:num w:numId="7" w16cid:durableId="1986230254">
     <w:abstractNumId w:val="4"/>
-    <w:lvlOverride w:ilvl="0"/>
-    <w:lvlOverride w:ilvl="1"/>
-    <w:lvlOverride w:ilvl="2"/>
-    <w:lvlOverride w:ilvl="3"/>
-    <w:lvlOverride w:ilvl="4"/>
-    <w:lvlOverride w:ilvl="5"/>
-    <w:lvlOverride w:ilvl="6"/>
-    <w:lvlOverride w:ilvl="7"/>
-    <w:lvlOverride w:ilvl="8"/>
   </w:num>
   <w:num w:numId="8" w16cid:durableId="216596967">
     <w:abstractNumId w:val="18"/>
-    <w:lvlOverride w:ilvl="0"/>
-    <w:lvlOverride w:ilvl="1"/>
-    <w:lvlOverride w:ilvl="2"/>
-    <w:lvlOverride w:ilvl="3"/>
-    <w:lvlOverride w:ilvl="4"/>
-    <w:lvlOverride w:ilvl="5"/>
-    <w:lvlOverride w:ilvl="6"/>
-    <w:lvlOverride w:ilvl="7"/>
-    <w:lvlOverride w:ilvl="8"/>
   </w:num>
   <w:num w:numId="9" w16cid:durableId="1078163627">
     <w:abstractNumId w:val="13"/>
-    <w:lvlOverride w:ilvl="0"/>
-    <w:lvlOverride w:ilvl="1"/>
-    <w:lvlOverride w:ilvl="2"/>
-    <w:lvlOverride w:ilvl="3"/>
-    <w:lvlOverride w:ilvl="4"/>
-    <w:lvlOverride w:ilvl="5"/>
-    <w:lvlOverride w:ilvl="6"/>
-    <w:lvlOverride w:ilvl="7"/>
-    <w:lvlOverride w:ilvl="8"/>
   </w:num>
   <w:num w:numId="10" w16cid:durableId="1400439570">
     <w:abstractNumId w:val="5"/>
-    <w:lvlOverride w:ilvl="0"/>
-    <w:lvlOverride w:ilvl="1"/>
-    <w:lvlOverride w:ilvl="2"/>
-    <w:lvlOverride w:ilvl="3"/>
-    <w:lvlOverride w:ilvl="4"/>
-    <w:lvlOverride w:ilvl="5"/>
-    <w:lvlOverride w:ilvl="6"/>
-    <w:lvlOverride w:ilvl="7"/>
-    <w:lvlOverride w:ilvl="8"/>
   </w:num>
   <w:num w:numId="11" w16cid:durableId="936786979">
     <w:abstractNumId w:val="2"/>
-    <w:lvlOverride w:ilvl="0"/>
-    <w:lvlOverride w:ilvl="1"/>
-    <w:lvlOverride w:ilvl="2"/>
-    <w:lvlOverride w:ilvl="3"/>
-    <w:lvlOverride w:ilvl="4"/>
-    <w:lvlOverride w:ilvl="5"/>
-    <w:lvlOverride w:ilvl="6"/>
-    <w:lvlOverride w:ilvl="7"/>
-    <w:lvlOverride w:ilvl="8"/>
   </w:num>
   <w:num w:numId="12" w16cid:durableId="1725982875">
     <w:abstractNumId w:val="12"/>
-    <w:lvlOverride w:ilvl="0"/>
-    <w:lvlOverride w:ilvl="1"/>
-    <w:lvlOverride w:ilvl="2"/>
-    <w:lvlOverride w:ilvl="3"/>
-    <w:lvlOverride w:ilvl="4"/>
-    <w:lvlOverride w:ilvl="5"/>
-    <w:lvlOverride w:ilvl="6"/>
-    <w:lvlOverride w:ilvl="7"/>
-    <w:lvlOverride w:ilvl="8"/>
   </w:num>
   <w:num w:numId="13" w16cid:durableId="1622492331">
     <w:abstractNumId w:val="6"/>
-    <w:lvlOverride w:ilvl="0"/>
-    <w:lvlOverride w:ilvl="1"/>
-    <w:lvlOverride w:ilvl="2"/>
-    <w:lvlOverride w:ilvl="3"/>
-    <w:lvlOverride w:ilvl="4"/>
-    <w:lvlOverride w:ilvl="5"/>
-    <w:lvlOverride w:ilvl="6"/>
-    <w:lvlOverride w:ilvl="7"/>
-    <w:lvlOverride w:ilvl="8"/>
   </w:num>
   <w:num w:numId="14" w16cid:durableId="170066941">
     <w:abstractNumId w:val="16"/>
-    <w:lvlOverride w:ilvl="0"/>
-    <w:lvlOverride w:ilvl="1"/>
-    <w:lvlOverride w:ilvl="2"/>
-    <w:lvlOverride w:ilvl="3"/>
-    <w:lvlOverride w:ilvl="4"/>
-    <w:lvlOverride w:ilvl="5"/>
-    <w:lvlOverride w:ilvl="6"/>
-    <w:lvlOverride w:ilvl="7"/>
-    <w:lvlOverride w:ilvl="8"/>
   </w:num>
   <w:num w:numId="15" w16cid:durableId="1399936025">
     <w:abstractNumId w:val="8"/>
-    <w:lvlOverride w:ilvl="0"/>
-    <w:lvlOverride w:ilvl="1"/>
-    <w:lvlOverride w:ilvl="2"/>
-    <w:lvlOverride w:ilvl="3"/>
-    <w:lvlOverride w:ilvl="4"/>
-    <w:lvlOverride w:ilvl="5"/>
-    <w:lvlOverride w:ilvl="6"/>
-    <w:lvlOverride w:ilvl="7"/>
-    <w:lvlOverride w:ilvl="8"/>
   </w:num>
   <w:num w:numId="16" w16cid:durableId="1496188824">
     <w:abstractNumId w:val="14"/>
-    <w:lvlOverride w:ilvl="0"/>
-    <w:lvlOverride w:ilvl="1"/>
-    <w:lvlOverride w:ilvl="2"/>
-    <w:lvlOverride w:ilvl="3"/>
-    <w:lvlOverride w:ilvl="4"/>
-    <w:lvlOverride w:ilvl="5"/>
-    <w:lvlOverride w:ilvl="6"/>
-    <w:lvlOverride w:ilvl="7"/>
-    <w:lvlOverride w:ilvl="8"/>
   </w:num>
   <w:num w:numId="17" w16cid:durableId="1575361590">
     <w:abstractNumId w:val="7"/>
@@ -7187,75 +7330,21 @@
   </w:num>
   <w:num w:numId="18" w16cid:durableId="777988061">
     <w:abstractNumId w:val="20"/>
-    <w:lvlOverride w:ilvl="0"/>
-    <w:lvlOverride w:ilvl="1"/>
-    <w:lvlOverride w:ilvl="2"/>
-    <w:lvlOverride w:ilvl="3"/>
-    <w:lvlOverride w:ilvl="4"/>
-    <w:lvlOverride w:ilvl="5"/>
-    <w:lvlOverride w:ilvl="6"/>
-    <w:lvlOverride w:ilvl="7"/>
-    <w:lvlOverride w:ilvl="8"/>
   </w:num>
   <w:num w:numId="19" w16cid:durableId="1853109906">
     <w:abstractNumId w:val="0"/>
-    <w:lvlOverride w:ilvl="0"/>
-    <w:lvlOverride w:ilvl="1"/>
-    <w:lvlOverride w:ilvl="2"/>
-    <w:lvlOverride w:ilvl="3"/>
-    <w:lvlOverride w:ilvl="4"/>
-    <w:lvlOverride w:ilvl="5"/>
-    <w:lvlOverride w:ilvl="6"/>
-    <w:lvlOverride w:ilvl="7"/>
-    <w:lvlOverride w:ilvl="8"/>
   </w:num>
   <w:num w:numId="20" w16cid:durableId="1965499136">
     <w:abstractNumId w:val="17"/>
-    <w:lvlOverride w:ilvl="0"/>
-    <w:lvlOverride w:ilvl="1"/>
-    <w:lvlOverride w:ilvl="2"/>
-    <w:lvlOverride w:ilvl="3"/>
-    <w:lvlOverride w:ilvl="4"/>
-    <w:lvlOverride w:ilvl="5"/>
-    <w:lvlOverride w:ilvl="6"/>
-    <w:lvlOverride w:ilvl="7"/>
-    <w:lvlOverride w:ilvl="8"/>
   </w:num>
   <w:num w:numId="21" w16cid:durableId="138352179">
     <w:abstractNumId w:val="19"/>
-    <w:lvlOverride w:ilvl="0"/>
-    <w:lvlOverride w:ilvl="1"/>
-    <w:lvlOverride w:ilvl="2"/>
-    <w:lvlOverride w:ilvl="3"/>
-    <w:lvlOverride w:ilvl="4"/>
-    <w:lvlOverride w:ilvl="5"/>
-    <w:lvlOverride w:ilvl="6"/>
-    <w:lvlOverride w:ilvl="7"/>
-    <w:lvlOverride w:ilvl="8"/>
   </w:num>
   <w:num w:numId="22" w16cid:durableId="1779711728">
     <w:abstractNumId w:val="9"/>
-    <w:lvlOverride w:ilvl="0"/>
-    <w:lvlOverride w:ilvl="1"/>
-    <w:lvlOverride w:ilvl="2"/>
-    <w:lvlOverride w:ilvl="3"/>
-    <w:lvlOverride w:ilvl="4"/>
-    <w:lvlOverride w:ilvl="5"/>
-    <w:lvlOverride w:ilvl="6"/>
-    <w:lvlOverride w:ilvl="7"/>
-    <w:lvlOverride w:ilvl="8"/>
   </w:num>
   <w:num w:numId="23" w16cid:durableId="568151013">
     <w:abstractNumId w:val="3"/>
-    <w:lvlOverride w:ilvl="0"/>
-    <w:lvlOverride w:ilvl="1"/>
-    <w:lvlOverride w:ilvl="2"/>
-    <w:lvlOverride w:ilvl="3"/>
-    <w:lvlOverride w:ilvl="4"/>
-    <w:lvlOverride w:ilvl="5"/>
-    <w:lvlOverride w:ilvl="6"/>
-    <w:lvlOverride w:ilvl="7"/>
-    <w:lvlOverride w:ilvl="8"/>
   </w:num>
 </w:numbering>
 </file>
